--- a/Docs/Detailed_DevOps_Project_Report (1).docx
+++ b/Docs/Detailed_DevOps_Project_Report (1).docx
@@ -485,6 +485,7 @@
             <w:pPr>
               <w:pStyle w:val="Normal"/>
               <w:widowControl/>
+              <w:suppressAutoHyphens w:val="true"/>
               <w:spacing w:lineRule="auto" w:line="240" w:before="0" w:after="0"/>
               <w:jc w:val="start"/>
               <w:rPr>
@@ -516,6 +517,7 @@
             <w:pPr>
               <w:pStyle w:val="Normal"/>
               <w:widowControl/>
+              <w:suppressAutoHyphens w:val="true"/>
               <w:spacing w:lineRule="auto" w:line="240" w:before="0" w:after="0"/>
               <w:jc w:val="start"/>
               <w:rPr>
@@ -550,6 +552,7 @@
             <w:pPr>
               <w:pStyle w:val="Normal"/>
               <w:widowControl/>
+              <w:suppressAutoHyphens w:val="true"/>
               <w:spacing w:lineRule="auto" w:line="240" w:before="0" w:after="0"/>
               <w:jc w:val="start"/>
               <w:rPr>
@@ -581,6 +584,7 @@
             <w:pPr>
               <w:pStyle w:val="Normal"/>
               <w:widowControl/>
+              <w:suppressAutoHyphens w:val="true"/>
               <w:spacing w:lineRule="auto" w:line="240" w:before="0" w:after="0"/>
               <w:jc w:val="start"/>
               <w:rPr>
@@ -615,6 +619,7 @@
             <w:pPr>
               <w:pStyle w:val="Normal"/>
               <w:widowControl/>
+              <w:suppressAutoHyphens w:val="true"/>
               <w:spacing w:lineRule="auto" w:line="240" w:before="0" w:after="0"/>
               <w:jc w:val="start"/>
               <w:rPr>
@@ -646,6 +651,7 @@
             <w:pPr>
               <w:pStyle w:val="Normal"/>
               <w:widowControl/>
+              <w:suppressAutoHyphens w:val="true"/>
               <w:spacing w:lineRule="auto" w:line="240" w:before="0" w:after="0"/>
               <w:jc w:val="start"/>
               <w:rPr>
@@ -680,6 +686,7 @@
             <w:pPr>
               <w:pStyle w:val="Normal"/>
               <w:widowControl/>
+              <w:suppressAutoHyphens w:val="true"/>
               <w:spacing w:lineRule="auto" w:line="240" w:before="0" w:after="0"/>
               <w:jc w:val="start"/>
               <w:rPr>
@@ -711,6 +718,7 @@
             <w:pPr>
               <w:pStyle w:val="Normal"/>
               <w:widowControl/>
+              <w:suppressAutoHyphens w:val="true"/>
               <w:spacing w:lineRule="auto" w:line="240" w:before="0" w:after="0"/>
               <w:jc w:val="start"/>
               <w:rPr>
@@ -745,6 +753,7 @@
             <w:pPr>
               <w:pStyle w:val="Normal"/>
               <w:widowControl/>
+              <w:suppressAutoHyphens w:val="true"/>
               <w:spacing w:lineRule="auto" w:line="240" w:before="0" w:after="0"/>
               <w:jc w:val="start"/>
               <w:rPr>
@@ -776,6 +785,7 @@
             <w:pPr>
               <w:pStyle w:val="Normal"/>
               <w:widowControl/>
+              <w:suppressAutoHyphens w:val="true"/>
               <w:spacing w:lineRule="auto" w:line="240" w:before="0" w:after="0"/>
               <w:jc w:val="start"/>
               <w:rPr>
@@ -810,6 +820,7 @@
             <w:pPr>
               <w:pStyle w:val="Normal"/>
               <w:widowControl/>
+              <w:suppressAutoHyphens w:val="true"/>
               <w:spacing w:lineRule="auto" w:line="240" w:before="0" w:after="0"/>
               <w:jc w:val="start"/>
               <w:rPr>
@@ -841,6 +852,7 @@
             <w:pPr>
               <w:pStyle w:val="Normal"/>
               <w:widowControl/>
+              <w:suppressAutoHyphens w:val="true"/>
               <w:spacing w:lineRule="auto" w:line="240" w:before="0" w:after="0"/>
               <w:jc w:val="start"/>
               <w:rPr>
@@ -905,6 +917,7 @@
             <w:pPr>
               <w:pStyle w:val="Normal"/>
               <w:widowControl/>
+              <w:suppressAutoHyphens w:val="true"/>
               <w:spacing w:lineRule="auto" w:line="240" w:before="0" w:after="0"/>
               <w:jc w:val="start"/>
               <w:rPr>
@@ -936,6 +949,7 @@
             <w:pPr>
               <w:pStyle w:val="Normal"/>
               <w:widowControl/>
+              <w:suppressAutoHyphens w:val="true"/>
               <w:spacing w:lineRule="auto" w:line="240" w:before="0" w:after="0"/>
               <w:jc w:val="start"/>
               <w:rPr>
@@ -970,6 +984,7 @@
             <w:pPr>
               <w:pStyle w:val="Normal"/>
               <w:widowControl/>
+              <w:suppressAutoHyphens w:val="true"/>
               <w:spacing w:lineRule="auto" w:line="240" w:before="0" w:after="0"/>
               <w:jc w:val="start"/>
               <w:rPr>
@@ -1001,6 +1016,7 @@
             <w:pPr>
               <w:pStyle w:val="Normal"/>
               <w:widowControl/>
+              <w:suppressAutoHyphens w:val="true"/>
               <w:spacing w:lineRule="auto" w:line="240" w:before="0" w:after="0"/>
               <w:jc w:val="start"/>
               <w:rPr>
@@ -1035,6 +1051,7 @@
             <w:pPr>
               <w:pStyle w:val="Normal"/>
               <w:widowControl/>
+              <w:suppressAutoHyphens w:val="true"/>
               <w:spacing w:lineRule="auto" w:line="240" w:before="0" w:after="0"/>
               <w:jc w:val="start"/>
               <w:rPr>
@@ -1066,6 +1083,7 @@
             <w:pPr>
               <w:pStyle w:val="Normal"/>
               <w:widowControl/>
+              <w:suppressAutoHyphens w:val="true"/>
               <w:spacing w:lineRule="auto" w:line="240" w:before="0" w:after="0"/>
               <w:jc w:val="start"/>
               <w:rPr>
@@ -1100,6 +1118,7 @@
             <w:pPr>
               <w:pStyle w:val="Normal"/>
               <w:widowControl/>
+              <w:suppressAutoHyphens w:val="true"/>
               <w:spacing w:lineRule="auto" w:line="240" w:before="0" w:after="0"/>
               <w:jc w:val="start"/>
               <w:rPr>
@@ -1131,6 +1150,7 @@
             <w:pPr>
               <w:pStyle w:val="Normal"/>
               <w:widowControl/>
+              <w:suppressAutoHyphens w:val="true"/>
               <w:spacing w:lineRule="auto" w:line="240" w:before="0" w:after="0"/>
               <w:jc w:val="start"/>
               <w:rPr>
@@ -1165,6 +1185,7 @@
             <w:pPr>
               <w:pStyle w:val="Normal"/>
               <w:widowControl/>
+              <w:suppressAutoHyphens w:val="true"/>
               <w:spacing w:lineRule="auto" w:line="240" w:before="0" w:after="0"/>
               <w:jc w:val="start"/>
               <w:rPr>
@@ -1196,6 +1217,7 @@
             <w:pPr>
               <w:pStyle w:val="Normal"/>
               <w:widowControl/>
+              <w:suppressAutoHyphens w:val="true"/>
               <w:spacing w:lineRule="auto" w:line="240" w:before="0" w:after="0"/>
               <w:jc w:val="start"/>
               <w:rPr>
@@ -1230,6 +1252,7 @@
             <w:pPr>
               <w:pStyle w:val="Normal"/>
               <w:widowControl/>
+              <w:suppressAutoHyphens w:val="true"/>
               <w:spacing w:lineRule="auto" w:line="240" w:before="0" w:after="0"/>
               <w:jc w:val="start"/>
               <w:rPr>
@@ -1261,6 +1284,7 @@
             <w:pPr>
               <w:pStyle w:val="Normal"/>
               <w:widowControl/>
+              <w:suppressAutoHyphens w:val="true"/>
               <w:spacing w:lineRule="auto" w:line="240" w:before="0" w:after="0"/>
               <w:jc w:val="start"/>
               <w:rPr>
@@ -1295,6 +1319,7 @@
             <w:pPr>
               <w:pStyle w:val="Normal"/>
               <w:widowControl/>
+              <w:suppressAutoHyphens w:val="true"/>
               <w:spacing w:lineRule="auto" w:line="240" w:before="0" w:after="0"/>
               <w:jc w:val="start"/>
               <w:rPr>
@@ -1326,6 +1351,7 @@
             <w:pPr>
               <w:pStyle w:val="Normal"/>
               <w:widowControl/>
+              <w:suppressAutoHyphens w:val="true"/>
               <w:spacing w:lineRule="auto" w:line="240" w:before="0" w:after="0"/>
               <w:jc w:val="start"/>
               <w:rPr>
@@ -1360,6 +1386,7 @@
             <w:pPr>
               <w:pStyle w:val="Normal"/>
               <w:widowControl/>
+              <w:suppressAutoHyphens w:val="true"/>
               <w:spacing w:lineRule="auto" w:line="240" w:before="0" w:after="0"/>
               <w:jc w:val="start"/>
               <w:rPr>
@@ -1391,6 +1418,7 @@
             <w:pPr>
               <w:pStyle w:val="Normal"/>
               <w:widowControl/>
+              <w:suppressAutoHyphens w:val="true"/>
               <w:spacing w:lineRule="auto" w:line="240" w:before="0" w:after="0"/>
               <w:jc w:val="start"/>
               <w:rPr>
@@ -1425,6 +1453,7 @@
             <w:pPr>
               <w:pStyle w:val="Normal"/>
               <w:widowControl/>
+              <w:suppressAutoHyphens w:val="true"/>
               <w:spacing w:lineRule="auto" w:line="240" w:before="0" w:after="0"/>
               <w:jc w:val="start"/>
               <w:rPr>
@@ -1456,6 +1485,7 @@
             <w:pPr>
               <w:pStyle w:val="Normal"/>
               <w:widowControl/>
+              <w:suppressAutoHyphens w:val="true"/>
               <w:spacing w:lineRule="auto" w:line="240" w:before="0" w:after="0"/>
               <w:jc w:val="start"/>
               <w:rPr>
@@ -1490,6 +1520,7 @@
             <w:pPr>
               <w:pStyle w:val="Normal"/>
               <w:widowControl/>
+              <w:suppressAutoHyphens w:val="true"/>
               <w:spacing w:lineRule="auto" w:line="240" w:before="0" w:after="0"/>
               <w:jc w:val="start"/>
               <w:rPr>
@@ -1521,6 +1552,7 @@
             <w:pPr>
               <w:pStyle w:val="Normal"/>
               <w:widowControl/>
+              <w:suppressAutoHyphens w:val="true"/>
               <w:spacing w:lineRule="auto" w:line="240" w:before="0" w:after="0"/>
               <w:jc w:val="start"/>
               <w:rPr>
@@ -2147,6 +2179,62 @@
       </w:pPr>
       <w:r>
         <w:rPr/>
+        <w:drawing>
+          <wp:anchor distT="0" distB="0" distL="0" distR="0" simplePos="0" relativeHeight="10" behindDoc="0" locked="0" layoutInCell="0" allowOverlap="1">
+            <wp:simplePos x="0" y="0"/>
+            <wp:positionH relativeFrom="column">
+              <wp:align>center</wp:align>
+            </wp:positionH>
+            <wp:positionV relativeFrom="paragraph">
+              <wp:posOffset>635</wp:posOffset>
+            </wp:positionV>
+            <wp:extent cx="5486400" cy="5380355"/>
+            <wp:effectExtent l="0" t="0" r="0" b="0"/>
+            <wp:wrapSquare wrapText="largest"/>
+            <wp:docPr id="5" name="Image9"/>
+            <wp:cNvGraphicFramePr>
+              <a:graphicFrameLocks xmlns:a="http://schemas.openxmlformats.org/drawingml/2006/main" noChangeAspect="1"/>
+            </wp:cNvGraphicFramePr>
+            <a:graphic xmlns:a="http://schemas.openxmlformats.org/drawingml/2006/main">
+              <a:graphicData uri="http://schemas.openxmlformats.org/drawingml/2006/picture">
+                <pic:pic xmlns:pic="http://schemas.openxmlformats.org/drawingml/2006/picture">
+                  <pic:nvPicPr>
+                    <pic:cNvPr id="5" name="Image9"/>
+                    <pic:cNvPicPr>
+                      <a:picLocks noChangeAspect="1" noChangeArrowheads="1"/>
+                    </pic:cNvPicPr>
+                  </pic:nvPicPr>
+                  <pic:blipFill>
+                    <a:blip r:embed="rId6"/>
+                    <a:stretch>
+                      <a:fillRect/>
+                    </a:stretch>
+                  </pic:blipFill>
+                  <pic:spPr bwMode="auto">
+                    <a:xfrm>
+                      <a:off x="0" y="0"/>
+                      <a:ext cx="5486400" cy="5380355"/>
+                    </a:xfrm>
+                    <a:prstGeom prst="rect">
+                      <a:avLst/>
+                    </a:prstGeom>
+                    <a:noFill/>
+                  </pic:spPr>
+                </pic:pic>
+              </a:graphicData>
+            </a:graphic>
+          </wp:anchor>
+        </w:drawing>
+      </w:r>
+    </w:p>
+    <w:p>
+      <w:pPr>
+        <w:pStyle w:val="Heading1"/>
+        <w:spacing w:before="0" w:after="0"/>
+        <w:rPr/>
+      </w:pPr>
+      <w:r>
+        <w:rPr/>
         <w:t>Chapter 5 — Results and Output</w:t>
       </w:r>
     </w:p>
@@ -2234,7 +2322,7 @@
             <wp:extent cx="5486400" cy="2453640"/>
             <wp:effectExtent l="0" t="0" r="0" b="0"/>
             <wp:wrapSquare wrapText="largest"/>
-            <wp:docPr id="5" name="Image7"/>
+            <wp:docPr id="6" name="Image7"/>
             <wp:cNvGraphicFramePr>
               <a:graphicFrameLocks xmlns:a="http://schemas.openxmlformats.org/drawingml/2006/main" noChangeAspect="1"/>
             </wp:cNvGraphicFramePr>
@@ -2242,13 +2330,13 @@
               <a:graphicData uri="http://schemas.openxmlformats.org/drawingml/2006/picture">
                 <pic:pic xmlns:pic="http://schemas.openxmlformats.org/drawingml/2006/picture">
                   <pic:nvPicPr>
-                    <pic:cNvPr id="5" name="Image7"/>
+                    <pic:cNvPr id="6" name="Image7"/>
                     <pic:cNvPicPr>
                       <a:picLocks noChangeAspect="1" noChangeArrowheads="1"/>
                     </pic:cNvPicPr>
                   </pic:nvPicPr>
                   <pic:blipFill>
-                    <a:blip r:embed="rId6"/>
+                    <a:blip r:embed="rId7"/>
                     <a:stretch>
                       <a:fillRect/>
                     </a:stretch>
@@ -2295,24 +2383,6 @@
       </w:pPr>
       <w:r>
         <w:rPr/>
-      </w:r>
-    </w:p>
-    <w:p>
-      <w:pPr>
-        <w:pStyle w:val="Normal"/>
-        <w:rPr/>
-      </w:pPr>
-      <w:r>
-        <w:rPr/>
-      </w:r>
-    </w:p>
-    <w:p>
-      <w:pPr>
-        <w:pStyle w:val="Normal"/>
-        <w:rPr/>
-      </w:pPr>
-      <w:r>
-        <w:rPr/>
         <w:t xml:space="preserve">• </w:t>
       </w:r>
       <w:r>
@@ -2326,6 +2396,7 @@
         <w:rPr/>
       </w:pPr>
       <w:r>
+        <w:rPr/>
         <w:drawing>
           <wp:anchor distT="0" distB="0" distL="0" distR="0" simplePos="0" relativeHeight="2" behindDoc="0" locked="0" layoutInCell="0" allowOverlap="1">
             <wp:simplePos x="0" y="0"/>
@@ -2338,7 +2409,7 @@
             <wp:extent cx="5486400" cy="1563370"/>
             <wp:effectExtent l="0" t="0" r="0" b="0"/>
             <wp:wrapSquare wrapText="largest"/>
-            <wp:docPr id="6" name="Image1"/>
+            <wp:docPr id="7" name="Image1"/>
             <wp:cNvGraphicFramePr>
               <a:graphicFrameLocks xmlns:a="http://schemas.openxmlformats.org/drawingml/2006/main" noChangeAspect="1"/>
             </wp:cNvGraphicFramePr>
@@ -2346,13 +2417,13 @@
               <a:graphicData uri="http://schemas.openxmlformats.org/drawingml/2006/picture">
                 <pic:pic xmlns:pic="http://schemas.openxmlformats.org/drawingml/2006/picture">
                   <pic:nvPicPr>
-                    <pic:cNvPr id="6" name="Image1"/>
+                    <pic:cNvPr id="7" name="Image1"/>
                     <pic:cNvPicPr>
                       <a:picLocks noChangeAspect="1" noChangeArrowheads="1"/>
                     </pic:cNvPicPr>
                   </pic:nvPicPr>
                   <pic:blipFill>
-                    <a:blip r:embed="rId7"/>
+                    <a:blip r:embed="rId8"/>
                     <a:stretch>
                       <a:fillRect/>
                     </a:stretch>
@@ -2373,10 +2444,21 @@
           </wp:anchor>
         </w:drawing>
       </w:r>
-      <w:r>
-        <w:rPr/>
-        <w:t xml:space="preserve">• </w:t>
-      </w:r>
+    </w:p>
+    <w:p>
+      <w:pPr>
+        <w:pStyle w:val="Normal"/>
+        <w:widowControl/>
+        <w:numPr>
+          <w:ilvl w:val="0"/>
+          <w:numId w:val="7"/>
+        </w:numPr>
+        <w:suppressAutoHyphens w:val="true"/>
+        <w:bidi w:val="0"/>
+        <w:spacing w:lineRule="auto" w:line="276" w:before="0" w:after="200"/>
+        <w:jc w:val="start"/>
+        <w:rPr/>
+      </w:pPr>
       <w:r>
         <w:rPr/>
         <w:t>Streamlit frontend</w:t>
@@ -2401,7 +2483,7 @@
             <wp:extent cx="5486400" cy="3080385"/>
             <wp:effectExtent l="0" t="0" r="0" b="0"/>
             <wp:wrapSquare wrapText="largest"/>
-            <wp:docPr id="7" name="Image8"/>
+            <wp:docPr id="8" name="Image8"/>
             <wp:cNvGraphicFramePr>
               <a:graphicFrameLocks xmlns:a="http://schemas.openxmlformats.org/drawingml/2006/main" noChangeAspect="1"/>
             </wp:cNvGraphicFramePr>
@@ -2409,13 +2491,13 @@
               <a:graphicData uri="http://schemas.openxmlformats.org/drawingml/2006/picture">
                 <pic:pic xmlns:pic="http://schemas.openxmlformats.org/drawingml/2006/picture">
                   <pic:nvPicPr>
-                    <pic:cNvPr id="7" name="Image8"/>
+                    <pic:cNvPr id="8" name="Image8"/>
                     <pic:cNvPicPr>
                       <a:picLocks noChangeAspect="1" noChangeArrowheads="1"/>
                     </pic:cNvPicPr>
                   </pic:nvPicPr>
                   <pic:blipFill>
-                    <a:blip r:embed="rId8"/>
+                    <a:blip r:embed="rId9"/>
                     <a:stretch>
                       <a:fillRect/>
                     </a:stretch>
@@ -2453,33 +2535,6 @@
       </w:pPr>
       <w:r>
         <w:rPr/>
-      </w:r>
-    </w:p>
-    <w:p>
-      <w:pPr>
-        <w:pStyle w:val="Normal"/>
-        <w:rPr/>
-      </w:pPr>
-      <w:r>
-        <w:rPr/>
-      </w:r>
-    </w:p>
-    <w:p>
-      <w:pPr>
-        <w:pStyle w:val="Normal"/>
-        <w:rPr/>
-      </w:pPr>
-      <w:r>
-        <w:rPr/>
-      </w:r>
-    </w:p>
-    <w:p>
-      <w:pPr>
-        <w:pStyle w:val="Normal"/>
-        <w:rPr/>
-      </w:pPr>
-      <w:r>
-        <w:rPr/>
         <w:br/>
         <w:t>• GitHub Actions workflow success</w:t>
       </w:r>
@@ -2490,6 +2545,7 @@
         <w:rPr/>
       </w:pPr>
       <w:r>
+        <w:rPr/>
         <w:drawing>
           <wp:anchor distT="0" distB="0" distL="0" distR="0" simplePos="0" relativeHeight="3" behindDoc="0" locked="0" layoutInCell="0" allowOverlap="1">
             <wp:simplePos x="0" y="0"/>
@@ -2502,7 +2558,7 @@
             <wp:extent cx="5486400" cy="2226310"/>
             <wp:effectExtent l="0" t="0" r="0" b="0"/>
             <wp:wrapSquare wrapText="largest"/>
-            <wp:docPr id="8" name="Image2"/>
+            <wp:docPr id="9" name="Image2"/>
             <wp:cNvGraphicFramePr>
               <a:graphicFrameLocks xmlns:a="http://schemas.openxmlformats.org/drawingml/2006/main" noChangeAspect="1"/>
             </wp:cNvGraphicFramePr>
@@ -2510,13 +2566,13 @@
               <a:graphicData uri="http://schemas.openxmlformats.org/drawingml/2006/picture">
                 <pic:pic xmlns:pic="http://schemas.openxmlformats.org/drawingml/2006/picture">
                   <pic:nvPicPr>
-                    <pic:cNvPr id="8" name="Image2"/>
+                    <pic:cNvPr id="9" name="Image2"/>
                     <pic:cNvPicPr>
                       <a:picLocks noChangeAspect="1" noChangeArrowheads="1"/>
                     </pic:cNvPicPr>
                   </pic:nvPicPr>
                   <pic:blipFill>
-                    <a:blip r:embed="rId9"/>
+                    <a:blip r:embed="rId10"/>
                     <a:stretch>
                       <a:fillRect/>
                     </a:stretch>
@@ -2536,14 +2592,6 @@
             </a:graphic>
           </wp:anchor>
         </w:drawing>
-      </w:r>
-      <w:r>
-        <w:rPr/>
-        <w:t xml:space="preserve">• </w:t>
-      </w:r>
-      <w:r>
-        <w:rPr/>
-        <w:t>Docker Hub repositories</w:t>
       </w:r>
     </w:p>
     <w:p>
@@ -2728,6 +2776,7 @@
         </w:tabs>
         <w:ind w:start="1080" w:hanging="360"/>
       </w:pPr>
+      <w:rPr/>
     </w:lvl>
     <w:lvl w:ilvl="2">
       <w:start w:val="1"/>
@@ -2740,6 +2789,7 @@
         </w:tabs>
         <w:ind w:start="1440" w:hanging="360"/>
       </w:pPr>
+      <w:rPr/>
     </w:lvl>
     <w:lvl w:ilvl="3">
       <w:start w:val="1"/>
@@ -2752,6 +2802,7 @@
         </w:tabs>
         <w:ind w:start="1800" w:hanging="360"/>
       </w:pPr>
+      <w:rPr/>
     </w:lvl>
     <w:lvl w:ilvl="4">
       <w:start w:val="1"/>
@@ -2764,6 +2815,7 @@
         </w:tabs>
         <w:ind w:start="2160" w:hanging="360"/>
       </w:pPr>
+      <w:rPr/>
     </w:lvl>
     <w:lvl w:ilvl="5">
       <w:start w:val="1"/>
@@ -2776,6 +2828,7 @@
         </w:tabs>
         <w:ind w:start="2520" w:hanging="360"/>
       </w:pPr>
+      <w:rPr/>
     </w:lvl>
     <w:lvl w:ilvl="6">
       <w:start w:val="1"/>
@@ -2788,6 +2841,7 @@
         </w:tabs>
         <w:ind w:start="2880" w:hanging="360"/>
       </w:pPr>
+      <w:rPr/>
     </w:lvl>
     <w:lvl w:ilvl="7">
       <w:start w:val="1"/>
@@ -2800,6 +2854,7 @@
         </w:tabs>
         <w:ind w:start="3240" w:hanging="360"/>
       </w:pPr>
+      <w:rPr/>
     </w:lvl>
     <w:lvl w:ilvl="8">
       <w:start w:val="1"/>
@@ -2812,6 +2867,7 @@
         </w:tabs>
         <w:ind w:start="3600" w:hanging="360"/>
       </w:pPr>
+      <w:rPr/>
     </w:lvl>
   </w:abstractNum>
   <w:abstractNum w:abstractNumId="2">
@@ -2841,6 +2897,7 @@
         </w:tabs>
         <w:ind w:start="1080" w:hanging="360"/>
       </w:pPr>
+      <w:rPr/>
     </w:lvl>
     <w:lvl w:ilvl="2">
       <w:start w:val="1"/>
@@ -2853,6 +2910,7 @@
         </w:tabs>
         <w:ind w:start="1440" w:hanging="360"/>
       </w:pPr>
+      <w:rPr/>
     </w:lvl>
     <w:lvl w:ilvl="3">
       <w:start w:val="1"/>
@@ -2865,6 +2923,7 @@
         </w:tabs>
         <w:ind w:start="1800" w:hanging="360"/>
       </w:pPr>
+      <w:rPr/>
     </w:lvl>
     <w:lvl w:ilvl="4">
       <w:start w:val="1"/>
@@ -2877,6 +2936,7 @@
         </w:tabs>
         <w:ind w:start="2160" w:hanging="360"/>
       </w:pPr>
+      <w:rPr/>
     </w:lvl>
     <w:lvl w:ilvl="5">
       <w:start w:val="1"/>
@@ -2889,6 +2949,7 @@
         </w:tabs>
         <w:ind w:start="2520" w:hanging="360"/>
       </w:pPr>
+      <w:rPr/>
     </w:lvl>
     <w:lvl w:ilvl="6">
       <w:start w:val="1"/>
@@ -2901,6 +2962,7 @@
         </w:tabs>
         <w:ind w:start="2880" w:hanging="360"/>
       </w:pPr>
+      <w:rPr/>
     </w:lvl>
     <w:lvl w:ilvl="7">
       <w:start w:val="1"/>
@@ -2913,6 +2975,7 @@
         </w:tabs>
         <w:ind w:start="3240" w:hanging="360"/>
       </w:pPr>
+      <w:rPr/>
     </w:lvl>
     <w:lvl w:ilvl="8">
       <w:start w:val="1"/>
@@ -2925,6 +2988,7 @@
         </w:tabs>
         <w:ind w:start="3600" w:hanging="360"/>
       </w:pPr>
+      <w:rPr/>
     </w:lvl>
   </w:abstractNum>
   <w:abstractNum w:abstractNumId="3">
@@ -2954,6 +3018,7 @@
         </w:tabs>
         <w:ind w:start="1080" w:hanging="360"/>
       </w:pPr>
+      <w:rPr/>
     </w:lvl>
     <w:lvl w:ilvl="2">
       <w:start w:val="1"/>
@@ -2966,6 +3031,7 @@
         </w:tabs>
         <w:ind w:start="1440" w:hanging="360"/>
       </w:pPr>
+      <w:rPr/>
     </w:lvl>
     <w:lvl w:ilvl="3">
       <w:start w:val="1"/>
@@ -2978,6 +3044,7 @@
         </w:tabs>
         <w:ind w:start="1800" w:hanging="360"/>
       </w:pPr>
+      <w:rPr/>
     </w:lvl>
     <w:lvl w:ilvl="4">
       <w:start w:val="1"/>
@@ -2990,6 +3057,7 @@
         </w:tabs>
         <w:ind w:start="2160" w:hanging="360"/>
       </w:pPr>
+      <w:rPr/>
     </w:lvl>
     <w:lvl w:ilvl="5">
       <w:start w:val="1"/>
@@ -3002,6 +3070,7 @@
         </w:tabs>
         <w:ind w:start="2520" w:hanging="360"/>
       </w:pPr>
+      <w:rPr/>
     </w:lvl>
     <w:lvl w:ilvl="6">
       <w:start w:val="1"/>
@@ -3014,6 +3083,7 @@
         </w:tabs>
         <w:ind w:start="2880" w:hanging="360"/>
       </w:pPr>
+      <w:rPr/>
     </w:lvl>
     <w:lvl w:ilvl="7">
       <w:start w:val="1"/>
@@ -3026,6 +3096,7 @@
         </w:tabs>
         <w:ind w:start="3240" w:hanging="360"/>
       </w:pPr>
+      <w:rPr/>
     </w:lvl>
     <w:lvl w:ilvl="8">
       <w:start w:val="1"/>
@@ -3038,6 +3109,7 @@
         </w:tabs>
         <w:ind w:start="3600" w:hanging="360"/>
       </w:pPr>
+      <w:rPr/>
     </w:lvl>
   </w:abstractNum>
   <w:abstractNum w:abstractNumId="4">
@@ -3065,6 +3137,7 @@
         </w:tabs>
         <w:ind w:start="1080" w:hanging="360"/>
       </w:pPr>
+      <w:rPr/>
     </w:lvl>
     <w:lvl w:ilvl="2">
       <w:start w:val="1"/>
@@ -3077,6 +3150,7 @@
         </w:tabs>
         <w:ind w:start="1440" w:hanging="360"/>
       </w:pPr>
+      <w:rPr/>
     </w:lvl>
     <w:lvl w:ilvl="3">
       <w:start w:val="1"/>
@@ -3089,6 +3163,7 @@
         </w:tabs>
         <w:ind w:start="1800" w:hanging="360"/>
       </w:pPr>
+      <w:rPr/>
     </w:lvl>
     <w:lvl w:ilvl="4">
       <w:start w:val="1"/>
@@ -3101,6 +3176,7 @@
         </w:tabs>
         <w:ind w:start="2160" w:hanging="360"/>
       </w:pPr>
+      <w:rPr/>
     </w:lvl>
     <w:lvl w:ilvl="5">
       <w:start w:val="1"/>
@@ -3113,6 +3189,7 @@
         </w:tabs>
         <w:ind w:start="2520" w:hanging="360"/>
       </w:pPr>
+      <w:rPr/>
     </w:lvl>
     <w:lvl w:ilvl="6">
       <w:start w:val="1"/>
@@ -3125,6 +3202,7 @@
         </w:tabs>
         <w:ind w:start="2880" w:hanging="360"/>
       </w:pPr>
+      <w:rPr/>
     </w:lvl>
     <w:lvl w:ilvl="7">
       <w:start w:val="1"/>
@@ -3137,6 +3215,7 @@
         </w:tabs>
         <w:ind w:start="3240" w:hanging="360"/>
       </w:pPr>
+      <w:rPr/>
     </w:lvl>
     <w:lvl w:ilvl="8">
       <w:start w:val="1"/>
@@ -3149,6 +3228,7 @@
         </w:tabs>
         <w:ind w:start="3600" w:hanging="360"/>
       </w:pPr>
+      <w:rPr/>
     </w:lvl>
   </w:abstractNum>
   <w:abstractNum w:abstractNumId="5">
@@ -3176,6 +3256,7 @@
         </w:tabs>
         <w:ind w:start="1080" w:hanging="360"/>
       </w:pPr>
+      <w:rPr/>
     </w:lvl>
     <w:lvl w:ilvl="2">
       <w:start w:val="1"/>
@@ -3188,6 +3269,7 @@
         </w:tabs>
         <w:ind w:start="1440" w:hanging="360"/>
       </w:pPr>
+      <w:rPr/>
     </w:lvl>
     <w:lvl w:ilvl="3">
       <w:start w:val="1"/>
@@ -3200,6 +3282,7 @@
         </w:tabs>
         <w:ind w:start="1800" w:hanging="360"/>
       </w:pPr>
+      <w:rPr/>
     </w:lvl>
     <w:lvl w:ilvl="4">
       <w:start w:val="1"/>
@@ -3212,6 +3295,7 @@
         </w:tabs>
         <w:ind w:start="2160" w:hanging="360"/>
       </w:pPr>
+      <w:rPr/>
     </w:lvl>
     <w:lvl w:ilvl="5">
       <w:start w:val="1"/>
@@ -3224,6 +3308,7 @@
         </w:tabs>
         <w:ind w:start="2520" w:hanging="360"/>
       </w:pPr>
+      <w:rPr/>
     </w:lvl>
     <w:lvl w:ilvl="6">
       <w:start w:val="1"/>
@@ -3236,6 +3321,7 @@
         </w:tabs>
         <w:ind w:start="2880" w:hanging="360"/>
       </w:pPr>
+      <w:rPr/>
     </w:lvl>
     <w:lvl w:ilvl="7">
       <w:start w:val="1"/>
@@ -3248,6 +3334,7 @@
         </w:tabs>
         <w:ind w:start="3240" w:hanging="360"/>
       </w:pPr>
+      <w:rPr/>
     </w:lvl>
     <w:lvl w:ilvl="8">
       <w:start w:val="1"/>
@@ -3260,6 +3347,7 @@
         </w:tabs>
         <w:ind w:start="3600" w:hanging="360"/>
       </w:pPr>
+      <w:rPr/>
     </w:lvl>
   </w:abstractNum>
   <w:abstractNum w:abstractNumId="6">
@@ -3287,6 +3375,7 @@
         </w:tabs>
         <w:ind w:start="1080" w:hanging="360"/>
       </w:pPr>
+      <w:rPr/>
     </w:lvl>
     <w:lvl w:ilvl="2">
       <w:start w:val="1"/>
@@ -3299,6 +3388,7 @@
         </w:tabs>
         <w:ind w:start="1440" w:hanging="360"/>
       </w:pPr>
+      <w:rPr/>
     </w:lvl>
     <w:lvl w:ilvl="3">
       <w:start w:val="1"/>
@@ -3311,6 +3401,7 @@
         </w:tabs>
         <w:ind w:start="1800" w:hanging="360"/>
       </w:pPr>
+      <w:rPr/>
     </w:lvl>
     <w:lvl w:ilvl="4">
       <w:start w:val="1"/>
@@ -3323,6 +3414,7 @@
         </w:tabs>
         <w:ind w:start="2160" w:hanging="360"/>
       </w:pPr>
+      <w:rPr/>
     </w:lvl>
     <w:lvl w:ilvl="5">
       <w:start w:val="1"/>
@@ -3335,6 +3427,7 @@
         </w:tabs>
         <w:ind w:start="2520" w:hanging="360"/>
       </w:pPr>
+      <w:rPr/>
     </w:lvl>
     <w:lvl w:ilvl="6">
       <w:start w:val="1"/>
@@ -3347,6 +3440,7 @@
         </w:tabs>
         <w:ind w:start="2880" w:hanging="360"/>
       </w:pPr>
+      <w:rPr/>
     </w:lvl>
     <w:lvl w:ilvl="7">
       <w:start w:val="1"/>
@@ -3359,6 +3453,7 @@
         </w:tabs>
         <w:ind w:start="3240" w:hanging="360"/>
       </w:pPr>
+      <w:rPr/>
     </w:lvl>
     <w:lvl w:ilvl="8">
       <w:start w:val="1"/>
@@ -3371,9 +3466,147 @@
         </w:tabs>
         <w:ind w:start="3600" w:hanging="360"/>
       </w:pPr>
+      <w:rPr/>
     </w:lvl>
   </w:abstractNum>
   <w:abstractNum w:abstractNumId="7">
+    <w:lvl w:ilvl="0">
+      <w:start w:val="1"/>
+      <w:numFmt w:val="bullet"/>
+      <w:lvlText w:val=""/>
+      <w:lvlJc w:val="start"/>
+      <w:pPr>
+        <w:tabs>
+          <w:tab w:val="num" w:pos="720"/>
+        </w:tabs>
+        <w:ind w:start="720" w:hanging="360"/>
+      </w:pPr>
+      <w:rPr>
+        <w:rFonts w:ascii="Symbol" w:hAnsi="Symbol" w:cs="Symbol" w:hint="default"/>
+      </w:rPr>
+    </w:lvl>
+    <w:lvl w:ilvl="1">
+      <w:start w:val="1"/>
+      <w:numFmt w:val="bullet"/>
+      <w:lvlText w:val="◦"/>
+      <w:lvlJc w:val="start"/>
+      <w:pPr>
+        <w:tabs>
+          <w:tab w:val="num" w:pos="1080"/>
+        </w:tabs>
+        <w:ind w:start="1080" w:hanging="360"/>
+      </w:pPr>
+      <w:rPr>
+        <w:rFonts w:ascii="OpenSymbol" w:hAnsi="OpenSymbol" w:cs="OpenSymbol" w:hint="default"/>
+      </w:rPr>
+    </w:lvl>
+    <w:lvl w:ilvl="2">
+      <w:start w:val="1"/>
+      <w:numFmt w:val="bullet"/>
+      <w:lvlText w:val="▪"/>
+      <w:lvlJc w:val="start"/>
+      <w:pPr>
+        <w:tabs>
+          <w:tab w:val="num" w:pos="1440"/>
+        </w:tabs>
+        <w:ind w:start="1440" w:hanging="360"/>
+      </w:pPr>
+      <w:rPr>
+        <w:rFonts w:ascii="OpenSymbol" w:hAnsi="OpenSymbol" w:cs="OpenSymbol" w:hint="default"/>
+      </w:rPr>
+    </w:lvl>
+    <w:lvl w:ilvl="3">
+      <w:start w:val="1"/>
+      <w:numFmt w:val="bullet"/>
+      <w:lvlText w:val=""/>
+      <w:lvlJc w:val="start"/>
+      <w:pPr>
+        <w:tabs>
+          <w:tab w:val="num" w:pos="1800"/>
+        </w:tabs>
+        <w:ind w:start="1800" w:hanging="360"/>
+      </w:pPr>
+      <w:rPr>
+        <w:rFonts w:ascii="Symbol" w:hAnsi="Symbol" w:cs="Symbol" w:hint="default"/>
+      </w:rPr>
+    </w:lvl>
+    <w:lvl w:ilvl="4">
+      <w:start w:val="1"/>
+      <w:numFmt w:val="bullet"/>
+      <w:lvlText w:val="◦"/>
+      <w:lvlJc w:val="start"/>
+      <w:pPr>
+        <w:tabs>
+          <w:tab w:val="num" w:pos="2160"/>
+        </w:tabs>
+        <w:ind w:start="2160" w:hanging="360"/>
+      </w:pPr>
+      <w:rPr>
+        <w:rFonts w:ascii="OpenSymbol" w:hAnsi="OpenSymbol" w:cs="OpenSymbol" w:hint="default"/>
+      </w:rPr>
+    </w:lvl>
+    <w:lvl w:ilvl="5">
+      <w:start w:val="1"/>
+      <w:numFmt w:val="bullet"/>
+      <w:lvlText w:val="▪"/>
+      <w:lvlJc w:val="start"/>
+      <w:pPr>
+        <w:tabs>
+          <w:tab w:val="num" w:pos="2520"/>
+        </w:tabs>
+        <w:ind w:start="2520" w:hanging="360"/>
+      </w:pPr>
+      <w:rPr>
+        <w:rFonts w:ascii="OpenSymbol" w:hAnsi="OpenSymbol" w:cs="OpenSymbol" w:hint="default"/>
+      </w:rPr>
+    </w:lvl>
+    <w:lvl w:ilvl="6">
+      <w:start w:val="1"/>
+      <w:numFmt w:val="bullet"/>
+      <w:lvlText w:val=""/>
+      <w:lvlJc w:val="start"/>
+      <w:pPr>
+        <w:tabs>
+          <w:tab w:val="num" w:pos="2880"/>
+        </w:tabs>
+        <w:ind w:start="2880" w:hanging="360"/>
+      </w:pPr>
+      <w:rPr>
+        <w:rFonts w:ascii="Symbol" w:hAnsi="Symbol" w:cs="Symbol" w:hint="default"/>
+      </w:rPr>
+    </w:lvl>
+    <w:lvl w:ilvl="7">
+      <w:start w:val="1"/>
+      <w:numFmt w:val="bullet"/>
+      <w:lvlText w:val="◦"/>
+      <w:lvlJc w:val="start"/>
+      <w:pPr>
+        <w:tabs>
+          <w:tab w:val="num" w:pos="3240"/>
+        </w:tabs>
+        <w:ind w:start="3240" w:hanging="360"/>
+      </w:pPr>
+      <w:rPr>
+        <w:rFonts w:ascii="OpenSymbol" w:hAnsi="OpenSymbol" w:cs="OpenSymbol" w:hint="default"/>
+      </w:rPr>
+    </w:lvl>
+    <w:lvl w:ilvl="8">
+      <w:start w:val="1"/>
+      <w:numFmt w:val="bullet"/>
+      <w:lvlText w:val="▪"/>
+      <w:lvlJc w:val="start"/>
+      <w:pPr>
+        <w:tabs>
+          <w:tab w:val="num" w:pos="3600"/>
+        </w:tabs>
+        <w:ind w:start="3600" w:hanging="360"/>
+      </w:pPr>
+      <w:rPr>
+        <w:rFonts w:ascii="OpenSymbol" w:hAnsi="OpenSymbol" w:cs="OpenSymbol" w:hint="default"/>
+      </w:rPr>
+    </w:lvl>
+  </w:abstractNum>
+  <w:abstractNum w:abstractNumId="8">
     <w:lvl w:ilvl="0">
       <w:start w:val="1"/>
       <w:numFmt w:val="none"/>
@@ -3513,6 +3746,9 @@
   <w:num w:numId="7">
     <w:abstractNumId w:val="7"/>
   </w:num>
+  <w:num w:numId="8">
+    <w:abstractNumId w:val="8"/>
+  </w:num>
 </w:numbering>
 </file>
 
@@ -3521,7 +3757,7 @@
   <w:docDefaults>
     <w:rPrDefault>
       <w:rPr>
-        <w:rFonts w:ascii="Cambria" w:hAnsi="Cambria" w:eastAsia="ＭＳ 明朝" w:cs="" w:asciiTheme="minorHAnsi" w:cstheme="minorBidi" w:eastAsiaTheme="minorEastAsia" w:hAnsiTheme="minorHAnsi"/>
+        <w:rFonts w:ascii="Cambria" w:hAnsi="Cambria" w:eastAsia="" w:cs="" w:asciiTheme="minorHAnsi" w:cstheme="minorBidi" w:eastAsiaTheme="minorEastAsia" w:hAnsiTheme="minorHAnsi"/>
         <w:sz w:val="22"/>
         <w:szCs w:val="22"/>
         <w:lang w:val="en-US" w:eastAsia="en-US" w:bidi="ar-SA"/>
@@ -3678,12 +3914,13 @@
     <w:rsid w:val="00fc693f"/>
     <w:pPr>
       <w:widowControl/>
+      <w:suppressAutoHyphens w:val="true"/>
       <w:bidi w:val="0"/>
       <w:spacing w:lineRule="auto" w:line="276" w:before="0" w:after="200"/>
       <w:jc w:val="start"/>
     </w:pPr>
     <w:rPr>
-      <w:rFonts w:ascii="Cambria" w:hAnsi="Cambria" w:eastAsia="ＭＳ 明朝" w:cs="" w:asciiTheme="minorHAnsi" w:cstheme="minorBidi" w:eastAsiaTheme="minorEastAsia" w:hAnsiTheme="minorHAnsi"/>
+      <w:rFonts w:ascii="Cambria" w:hAnsi="Cambria" w:eastAsia="" w:cs="" w:asciiTheme="minorHAnsi" w:cstheme="minorBidi" w:eastAsiaTheme="minorEastAsia" w:hAnsiTheme="minorHAnsi"/>
       <w:color w:val="auto"/>
       <w:kern w:val="0"/>
       <w:sz w:val="22"/>
@@ -3706,7 +3943,7 @@
       <w:outlineLvl w:val="0"/>
     </w:pPr>
     <w:rPr>
-      <w:rFonts w:ascii="Calibri" w:hAnsi="Calibri" w:eastAsia="ＭＳ ゴシック" w:cs="" w:asciiTheme="majorHAnsi" w:cstheme="majorBidi" w:eastAsiaTheme="majorEastAsia" w:hAnsiTheme="majorHAnsi"/>
+      <w:rFonts w:ascii="Calibri" w:hAnsi="Calibri" w:eastAsia="" w:cs="" w:asciiTheme="majorHAnsi" w:cstheme="majorBidi" w:eastAsiaTheme="majorEastAsia" w:hAnsiTheme="majorHAnsi"/>
       <w:b/>
       <w:bCs/>
       <w:color w:themeColor="accent1" w:themeShade="bf" w:val="365F91"/>
@@ -3730,7 +3967,7 @@
       <w:outlineLvl w:val="1"/>
     </w:pPr>
     <w:rPr>
-      <w:rFonts w:ascii="Calibri" w:hAnsi="Calibri" w:eastAsia="ＭＳ ゴシック" w:cs="" w:asciiTheme="majorHAnsi" w:cstheme="majorBidi" w:eastAsiaTheme="majorEastAsia" w:hAnsiTheme="majorHAnsi"/>
+      <w:rFonts w:ascii="Calibri" w:hAnsi="Calibri" w:eastAsia="" w:cs="" w:asciiTheme="majorHAnsi" w:cstheme="majorBidi" w:eastAsiaTheme="majorEastAsia" w:hAnsiTheme="majorHAnsi"/>
       <w:b/>
       <w:bCs/>
       <w:color w:themeColor="accent1" w:val="4F81BD"/>
@@ -3754,7 +3991,7 @@
       <w:outlineLvl w:val="2"/>
     </w:pPr>
     <w:rPr>
-      <w:rFonts w:ascii="Calibri" w:hAnsi="Calibri" w:eastAsia="ＭＳ ゴシック" w:cs="" w:asciiTheme="majorHAnsi" w:cstheme="majorBidi" w:eastAsiaTheme="majorEastAsia" w:hAnsiTheme="majorHAnsi"/>
+      <w:rFonts w:ascii="Calibri" w:hAnsi="Calibri" w:eastAsia="" w:cs="" w:asciiTheme="majorHAnsi" w:cstheme="majorBidi" w:eastAsiaTheme="majorEastAsia" w:hAnsiTheme="majorHAnsi"/>
       <w:b/>
       <w:bCs/>
       <w:color w:themeColor="accent1" w:val="4F81BD"/>
@@ -3777,7 +4014,7 @@
       <w:outlineLvl w:val="3"/>
     </w:pPr>
     <w:rPr>
-      <w:rFonts w:ascii="Calibri" w:hAnsi="Calibri" w:eastAsia="ＭＳ ゴシック" w:cs="" w:asciiTheme="majorHAnsi" w:cstheme="majorBidi" w:eastAsiaTheme="majorEastAsia" w:hAnsiTheme="majorHAnsi"/>
+      <w:rFonts w:ascii="Calibri" w:hAnsi="Calibri" w:eastAsia="" w:cs="" w:asciiTheme="majorHAnsi" w:cstheme="majorBidi" w:eastAsiaTheme="majorEastAsia" w:hAnsiTheme="majorHAnsi"/>
       <w:b/>
       <w:bCs/>
       <w:i/>
@@ -3802,7 +4039,7 @@
       <w:outlineLvl w:val="4"/>
     </w:pPr>
     <w:rPr>
-      <w:rFonts w:ascii="Calibri" w:hAnsi="Calibri" w:eastAsia="ＭＳ ゴシック" w:cs="" w:asciiTheme="majorHAnsi" w:cstheme="majorBidi" w:eastAsiaTheme="majorEastAsia" w:hAnsiTheme="majorHAnsi"/>
+      <w:rFonts w:ascii="Calibri" w:hAnsi="Calibri" w:eastAsia="" w:cs="" w:asciiTheme="majorHAnsi" w:cstheme="majorBidi" w:eastAsiaTheme="majorEastAsia" w:hAnsiTheme="majorHAnsi"/>
       <w:color w:themeColor="accent1" w:themeShade="7f" w:val="243F60"/>
     </w:rPr>
   </w:style>
@@ -3823,7 +4060,7 @@
       <w:outlineLvl w:val="5"/>
     </w:pPr>
     <w:rPr>
-      <w:rFonts w:ascii="Calibri" w:hAnsi="Calibri" w:eastAsia="ＭＳ ゴシック" w:cs="" w:asciiTheme="majorHAnsi" w:cstheme="majorBidi" w:eastAsiaTheme="majorEastAsia" w:hAnsiTheme="majorHAnsi"/>
+      <w:rFonts w:ascii="Calibri" w:hAnsi="Calibri" w:eastAsia="" w:cs="" w:asciiTheme="majorHAnsi" w:cstheme="majorBidi" w:eastAsiaTheme="majorEastAsia" w:hAnsiTheme="majorHAnsi"/>
       <w:i/>
       <w:iCs/>
       <w:color w:themeColor="accent1" w:themeShade="7f" w:val="243F60"/>
@@ -3846,7 +4083,7 @@
       <w:outlineLvl w:val="6"/>
     </w:pPr>
     <w:rPr>
-      <w:rFonts w:ascii="Calibri" w:hAnsi="Calibri" w:eastAsia="ＭＳ ゴシック" w:cs="" w:asciiTheme="majorHAnsi" w:cstheme="majorBidi" w:eastAsiaTheme="majorEastAsia" w:hAnsiTheme="majorHAnsi"/>
+      <w:rFonts w:ascii="Calibri" w:hAnsi="Calibri" w:eastAsia="" w:cs="" w:asciiTheme="majorHAnsi" w:cstheme="majorBidi" w:eastAsiaTheme="majorEastAsia" w:hAnsiTheme="majorHAnsi"/>
       <w:i/>
       <w:iCs/>
       <w:color w:themeColor="text1" w:themeTint="bf" w:val="404040"/>
@@ -3869,7 +4106,7 @@
       <w:outlineLvl w:val="7"/>
     </w:pPr>
     <w:rPr>
-      <w:rFonts w:ascii="Calibri" w:hAnsi="Calibri" w:eastAsia="ＭＳ ゴシック" w:cs="" w:asciiTheme="majorHAnsi" w:cstheme="majorBidi" w:eastAsiaTheme="majorEastAsia" w:hAnsiTheme="majorHAnsi"/>
+      <w:rFonts w:ascii="Calibri" w:hAnsi="Calibri" w:eastAsia="" w:cs="" w:asciiTheme="majorHAnsi" w:cstheme="majorBidi" w:eastAsiaTheme="majorEastAsia" w:hAnsiTheme="majorHAnsi"/>
       <w:color w:themeColor="accent1" w:val="4F81BD"/>
       <w:sz w:val="20"/>
       <w:szCs w:val="20"/>
@@ -3892,7 +4129,7 @@
       <w:outlineLvl w:val="8"/>
     </w:pPr>
     <w:rPr>
-      <w:rFonts w:ascii="Calibri" w:hAnsi="Calibri" w:eastAsia="ＭＳ ゴシック" w:cs="" w:asciiTheme="majorHAnsi" w:cstheme="majorBidi" w:eastAsiaTheme="majorEastAsia" w:hAnsiTheme="majorHAnsi"/>
+      <w:rFonts w:ascii="Calibri" w:hAnsi="Calibri" w:eastAsia="" w:cs="" w:asciiTheme="majorHAnsi" w:cstheme="majorBidi" w:eastAsiaTheme="majorEastAsia" w:hAnsiTheme="majorHAnsi"/>
       <w:i/>
       <w:iCs/>
       <w:color w:themeColor="text1" w:themeTint="bf" w:val="404040"/>
@@ -3934,7 +4171,7 @@
     <w:qFormat/>
     <w:rsid w:val="00fc693f"/>
     <w:rPr>
-      <w:rFonts w:ascii="Calibri" w:hAnsi="Calibri" w:eastAsia="ＭＳ ゴシック" w:cs="" w:asciiTheme="majorHAnsi" w:cstheme="majorBidi" w:eastAsiaTheme="majorEastAsia" w:hAnsiTheme="majorHAnsi"/>
+      <w:rFonts w:ascii="Calibri" w:hAnsi="Calibri" w:eastAsia="" w:cs="" w:asciiTheme="majorHAnsi" w:cstheme="majorBidi" w:eastAsiaTheme="majorEastAsia" w:hAnsiTheme="majorHAnsi"/>
       <w:b/>
       <w:bCs/>
       <w:color w:themeColor="accent1" w:themeShade="bf" w:val="365F91"/>
@@ -3950,7 +4187,7 @@
     <w:qFormat/>
     <w:rsid w:val="00fc693f"/>
     <w:rPr>
-      <w:rFonts w:ascii="Calibri" w:hAnsi="Calibri" w:eastAsia="ＭＳ ゴシック" w:cs="" w:asciiTheme="majorHAnsi" w:cstheme="majorBidi" w:eastAsiaTheme="majorEastAsia" w:hAnsiTheme="majorHAnsi"/>
+      <w:rFonts w:ascii="Calibri" w:hAnsi="Calibri" w:eastAsia="" w:cs="" w:asciiTheme="majorHAnsi" w:cstheme="majorBidi" w:eastAsiaTheme="majorEastAsia" w:hAnsiTheme="majorHAnsi"/>
       <w:b/>
       <w:bCs/>
       <w:color w:themeColor="accent1" w:val="4F81BD"/>
@@ -3966,7 +4203,7 @@
     <w:qFormat/>
     <w:rsid w:val="00fc693f"/>
     <w:rPr>
-      <w:rFonts w:ascii="Calibri" w:hAnsi="Calibri" w:eastAsia="ＭＳ ゴシック" w:cs="" w:asciiTheme="majorHAnsi" w:cstheme="majorBidi" w:eastAsiaTheme="majorEastAsia" w:hAnsiTheme="majorHAnsi"/>
+      <w:rFonts w:ascii="Calibri" w:hAnsi="Calibri" w:eastAsia="" w:cs="" w:asciiTheme="majorHAnsi" w:cstheme="majorBidi" w:eastAsiaTheme="majorEastAsia" w:hAnsiTheme="majorHAnsi"/>
       <w:b/>
       <w:bCs/>
       <w:color w:themeColor="accent1" w:val="4F81BD"/>
@@ -3980,7 +4217,7 @@
     <w:qFormat/>
     <w:rsid w:val="00fc693f"/>
     <w:rPr>
-      <w:rFonts w:ascii="Calibri" w:hAnsi="Calibri" w:eastAsia="ＭＳ ゴシック" w:cs="" w:asciiTheme="majorHAnsi" w:cstheme="majorBidi" w:eastAsiaTheme="majorEastAsia" w:hAnsiTheme="majorHAnsi"/>
+      <w:rFonts w:ascii="Calibri" w:hAnsi="Calibri" w:eastAsia="" w:cs="" w:asciiTheme="majorHAnsi" w:cstheme="majorBidi" w:eastAsiaTheme="majorEastAsia" w:hAnsiTheme="majorHAnsi"/>
       <w:color w:themeColor="text2" w:themeShade="bf" w:val="17365D"/>
       <w:spacing w:val="5"/>
       <w:kern w:val="2"/>
@@ -3996,7 +4233,7 @@
     <w:qFormat/>
     <w:rsid w:val="00fc693f"/>
     <w:rPr>
-      <w:rFonts w:ascii="Calibri" w:hAnsi="Calibri" w:eastAsia="ＭＳ ゴシック" w:cs="" w:asciiTheme="majorHAnsi" w:cstheme="majorBidi" w:eastAsiaTheme="majorEastAsia" w:hAnsiTheme="majorHAnsi"/>
+      <w:rFonts w:ascii="Calibri" w:hAnsi="Calibri" w:eastAsia="" w:cs="" w:asciiTheme="majorHAnsi" w:cstheme="majorBidi" w:eastAsiaTheme="majorEastAsia" w:hAnsiTheme="majorHAnsi"/>
       <w:i/>
       <w:iCs/>
       <w:color w:themeColor="accent1" w:val="4F81BD"/>
@@ -4069,7 +4306,7 @@
     <w:qFormat/>
     <w:rsid w:val="00fc693f"/>
     <w:rPr>
-      <w:rFonts w:ascii="Calibri" w:hAnsi="Calibri" w:eastAsia="ＭＳ ゴシック" w:cs="" w:asciiTheme="majorHAnsi" w:cstheme="majorBidi" w:eastAsiaTheme="majorEastAsia" w:hAnsiTheme="majorHAnsi"/>
+      <w:rFonts w:ascii="Calibri" w:hAnsi="Calibri" w:eastAsia="" w:cs="" w:asciiTheme="majorHAnsi" w:cstheme="majorBidi" w:eastAsiaTheme="majorEastAsia" w:hAnsiTheme="majorHAnsi"/>
       <w:b/>
       <w:bCs/>
       <w:i/>
@@ -4086,7 +4323,7 @@
     <w:qFormat/>
     <w:rsid w:val="00fc693f"/>
     <w:rPr>
-      <w:rFonts w:ascii="Calibri" w:hAnsi="Calibri" w:eastAsia="ＭＳ ゴシック" w:cs="" w:asciiTheme="majorHAnsi" w:cstheme="majorBidi" w:eastAsiaTheme="majorEastAsia" w:hAnsiTheme="majorHAnsi"/>
+      <w:rFonts w:ascii="Calibri" w:hAnsi="Calibri" w:eastAsia="" w:cs="" w:asciiTheme="majorHAnsi" w:cstheme="majorBidi" w:eastAsiaTheme="majorEastAsia" w:hAnsiTheme="majorHAnsi"/>
       <w:color w:themeColor="accent1" w:themeShade="7f" w:val="243F60"/>
     </w:rPr>
   </w:style>
@@ -4099,7 +4336,7 @@
     <w:qFormat/>
     <w:rsid w:val="00fc693f"/>
     <w:rPr>
-      <w:rFonts w:ascii="Calibri" w:hAnsi="Calibri" w:eastAsia="ＭＳ ゴシック" w:cs="" w:asciiTheme="majorHAnsi" w:cstheme="majorBidi" w:eastAsiaTheme="majorEastAsia" w:hAnsiTheme="majorHAnsi"/>
+      <w:rFonts w:ascii="Calibri" w:hAnsi="Calibri" w:eastAsia="" w:cs="" w:asciiTheme="majorHAnsi" w:cstheme="majorBidi" w:eastAsiaTheme="majorEastAsia" w:hAnsiTheme="majorHAnsi"/>
       <w:i/>
       <w:iCs/>
       <w:color w:themeColor="accent1" w:themeShade="7f" w:val="243F60"/>
@@ -4114,7 +4351,7 @@
     <w:qFormat/>
     <w:rsid w:val="00fc693f"/>
     <w:rPr>
-      <w:rFonts w:ascii="Calibri" w:hAnsi="Calibri" w:eastAsia="ＭＳ ゴシック" w:cs="" w:asciiTheme="majorHAnsi" w:cstheme="majorBidi" w:eastAsiaTheme="majorEastAsia" w:hAnsiTheme="majorHAnsi"/>
+      <w:rFonts w:ascii="Calibri" w:hAnsi="Calibri" w:eastAsia="" w:cs="" w:asciiTheme="majorHAnsi" w:cstheme="majorBidi" w:eastAsiaTheme="majorEastAsia" w:hAnsiTheme="majorHAnsi"/>
       <w:i/>
       <w:iCs/>
       <w:color w:themeColor="text1" w:themeTint="bf" w:val="404040"/>
@@ -4129,7 +4366,7 @@
     <w:qFormat/>
     <w:rsid w:val="00fc693f"/>
     <w:rPr>
-      <w:rFonts w:ascii="Calibri" w:hAnsi="Calibri" w:eastAsia="ＭＳ ゴシック" w:cs="" w:asciiTheme="majorHAnsi" w:cstheme="majorBidi" w:eastAsiaTheme="majorEastAsia" w:hAnsiTheme="majorHAnsi"/>
+      <w:rFonts w:ascii="Calibri" w:hAnsi="Calibri" w:eastAsia="" w:cs="" w:asciiTheme="majorHAnsi" w:cstheme="majorBidi" w:eastAsiaTheme="majorEastAsia" w:hAnsiTheme="majorHAnsi"/>
       <w:color w:themeColor="accent1" w:val="4F81BD"/>
       <w:sz w:val="20"/>
       <w:szCs w:val="20"/>
@@ -4144,7 +4381,7 @@
     <w:qFormat/>
     <w:rsid w:val="00fc693f"/>
     <w:rPr>
-      <w:rFonts w:ascii="Calibri" w:hAnsi="Calibri" w:eastAsia="ＭＳ ゴシック" w:cs="" w:asciiTheme="majorHAnsi" w:cstheme="majorBidi" w:eastAsiaTheme="majorEastAsia" w:hAnsiTheme="majorHAnsi"/>
+      <w:rFonts w:ascii="Calibri" w:hAnsi="Calibri" w:eastAsia="" w:cs="" w:asciiTheme="majorHAnsi" w:cstheme="majorBidi" w:eastAsiaTheme="majorEastAsia" w:hAnsiTheme="majorHAnsi"/>
       <w:i/>
       <w:iCs/>
       <w:color w:themeColor="text1" w:themeTint="bf" w:val="404040"/>
@@ -4253,6 +4490,13 @@
       <w:bCs/>
       <w:smallCaps/>
       <w:spacing w:val="5"/>
+    </w:rPr>
+  </w:style>
+  <w:style w:type="character" w:styleId="Bullets">
+    <w:name w:val="Bullets"/>
+    <w:qFormat/>
+    <w:rPr>
+      <w:rFonts w:ascii="OpenSymbol" w:hAnsi="OpenSymbol" w:eastAsia="OpenSymbol" w:cs="OpenSymbol"/>
     </w:rPr>
   </w:style>
   <w:style w:type="paragraph" w:styleId="Heading">
@@ -4374,12 +4618,13 @@
     <w:rsid w:val="00fc693f"/>
     <w:pPr>
       <w:widowControl/>
+      <w:suppressAutoHyphens w:val="true"/>
       <w:bidi w:val="0"/>
       <w:spacing w:lineRule="auto" w:line="240" w:before="0" w:after="0"/>
       <w:jc w:val="start"/>
     </w:pPr>
     <w:rPr>
-      <w:rFonts w:ascii="Cambria" w:hAnsi="Cambria" w:eastAsia="ＭＳ 明朝" w:cs="" w:asciiTheme="minorHAnsi" w:cstheme="minorBidi" w:eastAsiaTheme="minorEastAsia" w:hAnsiTheme="minorHAnsi"/>
+      <w:rFonts w:ascii="Cambria" w:hAnsi="Cambria" w:eastAsia="" w:cs="" w:asciiTheme="minorHAnsi" w:cstheme="minorBidi" w:eastAsiaTheme="minorEastAsia" w:hAnsiTheme="minorHAnsi"/>
       <w:color w:val="auto"/>
       <w:kern w:val="0"/>
       <w:sz w:val="22"/>
@@ -4403,7 +4648,7 @@
       <w:contextualSpacing/>
     </w:pPr>
     <w:rPr>
-      <w:rFonts w:ascii="Calibri" w:hAnsi="Calibri" w:eastAsia="ＭＳ ゴシック" w:cs="" w:asciiTheme="majorHAnsi" w:cstheme="majorBidi" w:eastAsiaTheme="majorEastAsia" w:hAnsiTheme="majorHAnsi"/>
+      <w:rFonts w:ascii="Calibri" w:hAnsi="Calibri" w:eastAsia="" w:cs="" w:asciiTheme="majorHAnsi" w:cstheme="majorBidi" w:eastAsiaTheme="majorEastAsia" w:hAnsiTheme="majorHAnsi"/>
       <w:color w:themeColor="text2" w:themeShade="bf" w:val="17365D"/>
       <w:spacing w:val="5"/>
       <w:kern w:val="2"/>
@@ -4421,7 +4666,7 @@
     <w:rsid w:val="00fc693f"/>
     <w:pPr/>
     <w:rPr>
-      <w:rFonts w:ascii="Calibri" w:hAnsi="Calibri" w:eastAsia="ＭＳ ゴシック" w:cs="" w:asciiTheme="majorHAnsi" w:cstheme="majorBidi" w:eastAsiaTheme="majorEastAsia" w:hAnsiTheme="majorHAnsi"/>
+      <w:rFonts w:ascii="Calibri" w:hAnsi="Calibri" w:eastAsia="" w:cs="" w:asciiTheme="majorHAnsi" w:cstheme="majorBidi" w:eastAsiaTheme="majorEastAsia" w:hAnsiTheme="majorHAnsi"/>
       <w:i/>
       <w:iCs/>
       <w:color w:themeColor="accent1" w:val="4F81BD"/>
@@ -4654,12 +4899,13 @@
         <w:tab w:val="left" w:pos="3456" w:leader="none"/>
         <w:tab w:val="left" w:pos="4032" w:leader="none"/>
       </w:tabs>
+      <w:suppressAutoHyphens w:val="true"/>
       <w:bidi w:val="0"/>
       <w:spacing w:lineRule="auto" w:line="276" w:before="0" w:after="200"/>
       <w:jc w:val="start"/>
     </w:pPr>
     <w:rPr>
-      <w:rFonts w:ascii="Courier" w:hAnsi="Courier" w:eastAsia="ＭＳ 明朝" w:cs="" w:cstheme="minorBidi" w:eastAsiaTheme="minorEastAsia"/>
+      <w:rFonts w:ascii="Courier" w:hAnsi="Courier" w:eastAsia="" w:cs="" w:cstheme="minorBidi" w:eastAsiaTheme="minorEastAsia"/>
       <w:color w:val="auto"/>
       <w:kern w:val="0"/>
       <w:sz w:val="20"/>
@@ -7857,7 +8103,6 @@
       <w:pPr>
         <w:spacing w:before="0" w:after="0" w:line="240" w:lineRule="auto"/>
       </w:pPr>
-      <w:rPr/>
       <w:tblPr/>
       <w:tcPr>
         <w:tcBorders>
@@ -8003,7 +8248,6 @@
       <w:pPr>
         <w:spacing w:before="0" w:after="0" w:line="240" w:lineRule="auto"/>
       </w:pPr>
-      <w:rPr/>
       <w:tblPr/>
       <w:tcPr>
         <w:tcBorders>
@@ -8149,7 +8393,6 @@
       <w:pPr>
         <w:spacing w:before="0" w:after="0" w:line="240" w:lineRule="auto"/>
       </w:pPr>
-      <w:rPr/>
       <w:tblPr/>
       <w:tcPr>
         <w:tcBorders>
@@ -8295,7 +8538,6 @@
       <w:pPr>
         <w:spacing w:before="0" w:after="0" w:line="240" w:lineRule="auto"/>
       </w:pPr>
-      <w:rPr/>
       <w:tblPr/>
       <w:tcPr>
         <w:tcBorders>
@@ -8441,7 +8683,6 @@
       <w:pPr>
         <w:spacing w:before="0" w:after="0" w:line="240" w:lineRule="auto"/>
       </w:pPr>
-      <w:rPr/>
       <w:tblPr/>
       <w:tcPr>
         <w:tcBorders>
@@ -8587,7 +8828,6 @@
       <w:pPr>
         <w:spacing w:before="0" w:after="0" w:line="240" w:lineRule="auto"/>
       </w:pPr>
-      <w:rPr/>
       <w:tblPr/>
       <w:tcPr>
         <w:tcBorders>
@@ -8733,7 +8973,6 @@
       <w:pPr>
         <w:spacing w:before="0" w:after="0" w:line="240" w:lineRule="auto"/>
       </w:pPr>
-      <w:rPr/>
       <w:tblPr/>
       <w:tcPr>
         <w:tcBorders>
